--- a/docs/REWARDS.docx
+++ b/docs/REWARDS.docx
@@ -11,7 +11,7 @@
         <w:rPr>
           <w:color w:val="0B1D3A"/>
         </w:rPr>
-        <w:t xml:space="preserve">Reward Credit — how it works</w:t>
+        <w:t>Loyalty Points (LP) — how it works</w:t>
       </w:r>
     </w:p>
     <w:p>
@@ -54,7 +54,7 @@
           <w:bCs/>
           <w:color w:val="0B1D3A"/>
         </w:rPr>
-        <w:t xml:space="preserve">Not the voucher hunt.</w:t>
+        <w:t>Not the voucher hunt.</w:t>
       </w:r>
       <w:r>
         <w:rPr>
@@ -70,23 +70,23 @@
           <w:szCs w:val="19"/>
           <w:shd w:fill="F4F6FB" w:val="clear"/>
         </w:rPr>
-        <w:t xml:space="preserve">src/server/voucher-engine.ts</w:t>
-      </w:r>
-      <w:r>
-        <w:rPr>
-          <w:color w:val="0B1D3A"/>
-        </w:rPr>
-        <w:t xml:space="preserve">). The two never touch: nothing in the hunt grants reward credit, and reward credit cannot be spent on a hunt. The </w:t>
-      </w:r>
-      <w:r>
-        <w:rPr>
-          <w:rFonts w:ascii="Consolas" w:cs="Consolas" w:eastAsia="Consolas" w:hAnsi="Consolas"/>
-          <w:color w:val="0B1D3A"/>
-          <w:sz w:val="19"/>
-          <w:szCs w:val="19"/>
-          <w:shd w:fill="F4F6FB" w:val="clear"/>
-        </w:rPr>
-        <w:t xml:space="preserve">referral_rewards</w:t>
+        <w:t>src/server/voucher-engine.ts</w:t>
+      </w:r>
+      <w:r>
+        <w:rPr>
+          <w:color w:val="0B1D3A"/>
+        </w:rPr>
+        <w:t xml:space="preserve">). The two never touch: nothing in the hunt grants Loyalty Points, and Loyalty Points cannot be spent on a hunt. The </w:t>
+      </w:r>
+      <w:r>
+        <w:rPr>
+          <w:rFonts w:ascii="Consolas" w:cs="Consolas" w:eastAsia="Consolas" w:hAnsi="Consolas"/>
+          <w:color w:val="0B1D3A"/>
+          <w:sz w:val="19"/>
+          <w:szCs w:val="19"/>
+          <w:shd w:fill="F4F6FB" w:val="clear"/>
+        </w:rPr>
+        <w:t>referral_rewards</w:t>
       </w:r>
       <w:r>
         <w:rPr>
@@ -202,7 +202,7 @@
           <w:sz w:val="18"/>
           <w:szCs w:val="18"/>
         </w:rPr>
-        <w:t xml:space="preserve">                     balance in reward wallet</w:t>
+        <w:t xml:space="preserve">                     balance in Loyalty Points wallet</w:t>
       </w:r>
     </w:p>
     <w:p>
@@ -266,7 +266,7 @@
           <w:sz w:val="18"/>
           <w:szCs w:val="18"/>
         </w:rPr>
-        <w:t xml:space="preserve">                      reward voucher (RWD-XXXXXX, 1-year expiry)</w:t>
+        <w:t xml:space="preserve">                      LP voucher (RWD-XXXXXX, 1-year expiry)</w:t>
       </w:r>
     </w:p>
     <w:p>
@@ -794,7 +794,7 @@
               <w:rPr>
                 <w:color w:val="0B1D3A"/>
               </w:rPr>
-              <w:t xml:space="preserve">Min credit → voucher conversion</w:t>
+              <w:t>Min LP → voucher conversion</w:t>
             </w:r>
           </w:p>
         </w:tc>
@@ -980,7 +980,7 @@
               <w:rPr>
                 <w:color w:val="0B1D3A"/>
               </w:rPr>
-              <w:t xml:space="preserve">Reward voucher expiry</w:t>
+              <w:t>LP voucher expiry</w:t>
             </w:r>
           </w:p>
         </w:tc>
